--- a/claude/governance/IMPROVEMENT_SUGGESTIONS_FA.docx
+++ b/claude/governance/IMPROVEMENT_SUGGESTIONS_FA.docx
@@ -2318,6 +2318,665 @@
           <w:rtl/>
         </w:rPr>
         <w:t xml:space="preserve">داده از آن).</w:t>
+      </w:r>
+    </w:p>
+    <w:p>
+      <w:pPr>
+        <w:pStyle w:val="Compact"/>
+        <w:numPr>
+          <w:ilvl w:val="0"/>
+          <w:numId w:val="1010"/>
+        </w:numPr>
+        <w:bidi/>
+      </w:pPr>
+      <w:r>
+        <w:rPr>
+          <w:b/>
+          <w:bCs/>
+          <w:rtl/>
+        </w:rPr>
+        <w:t xml:space="preserve">✅ انجام شد (۱۳ شهریور ۱۴۰۵ / 2026-09-09).</w:t>
+      </w:r>
+      <w:r>
+        <w:rPr>
+          <w:rtl/>
+        </w:rPr>
+        <w:t xml:space="preserve"> </w:t>
+      </w:r>
+      <w:r>
+        <w:rPr>
+          <w:rtl/>
+        </w:rPr>
+        <w:t xml:space="preserve">به‌جای رقمی‌کردنِ شکلِ یک مقالهٔ</w:t>
+      </w:r>
+      <w:r>
+        <w:rPr>
+          <w:rtl/>
+        </w:rPr>
+        <w:t xml:space="preserve"> </w:t>
+      </w:r>
+      <w:r>
+        <w:rPr>
+          <w:rtl/>
+        </w:rPr>
+        <w:t xml:space="preserve">پشتِ حصارِ اشتراک، یک</w:t>
+      </w:r>
+      <w:r>
+        <w:rPr>
+          <w:rtl/>
+        </w:rPr>
+        <w:t xml:space="preserve"> </w:t>
+      </w:r>
+      <w:r>
+        <w:rPr>
+          <w:b/>
+          <w:bCs/>
+          <w:rtl/>
+        </w:rPr>
+        <w:t xml:space="preserve">حلِ دقیقِ تحلیلی برای همان هندسهٔ خودِ حل‌گر</w:t>
+      </w:r>
+      <w:r>
+        <w:rPr>
+          <w:rtl/>
+        </w:rPr>
+        <w:t xml:space="preserve"> </w:t>
+      </w:r>
+      <w:r>
+        <w:rPr>
+          <w:rtl/>
+        </w:rPr>
+        <w:t xml:space="preserve">استخراج شد.</w:t>
+      </w:r>
+      <w:r>
+        <w:rPr>
+          <w:rtl/>
+        </w:rPr>
+        <w:t xml:space="preserve"> </w:t>
+      </w:r>
+      <w:r>
+        <w:rPr>
+          <w:rtl/>
+        </w:rPr>
+        <w:t xml:space="preserve">با</w:t>
+      </w:r>
+      <w:r>
+        <w:rPr>
+          <w:rtl/>
+        </w:rPr>
+        <w:t xml:space="preserve"> </w:t>
+      </w:r>
+      <w:r>
+        <w:rPr>
+          <w:rStyle w:val="VerbatimChar"/>
+          <w:rtl/>
+        </w:rPr>
+        <w:t xml:space="preserve">coupling_on=false</w:t>
+      </w:r>
+      <w:r>
+        <w:rPr>
+          <w:rtl/>
+        </w:rPr>
+        <w:t xml:space="preserve"> </w:t>
+      </w:r>
+      <w:r>
+        <w:rPr>
+          <w:rtl/>
+        </w:rPr>
+        <w:t xml:space="preserve">تنها جمله‌ای که دما را به (u,w) پیوند می‌دهد حذف می‌شود، پس</w:t>
+      </w:r>
+      <w:r>
+        <w:rPr>
+          <w:rtl/>
+        </w:rPr>
+        <w:t xml:space="preserve"> </w:t>
+      </w:r>
+      <w:r>
+        <w:rPr>
+          <w:rtl/>
+        </w:rPr>
+        <w:t xml:space="preserve">سطرِ انرژیِ حل‌گر دقیقاً به</w:t>
+      </w:r>
+      <w:r>
+        <w:rPr>
+          <w:rtl/>
+        </w:rPr>
+        <w:t xml:space="preserve"> </w:t>
+      </w:r>
+      <w:r>
+        <w:rPr>
+          <w:rStyle w:val="VerbatimChar"/>
+          <w:rtl/>
+        </w:rPr>
+        <w:t xml:space="preserve">rho*c*(th' + tau0*th'') = k*(th_rr + th_r/r)</w:t>
+      </w:r>
+      <w:r>
+        <w:rPr>
+          <w:rtl/>
+        </w:rPr>
+        <w:t xml:space="preserve"> </w:t>
+      </w:r>
+      <w:r>
+        <w:rPr>
+          <w:rtl/>
+        </w:rPr>
+        <w:t xml:space="preserve">بدل</w:t>
+      </w:r>
+      <w:r>
+        <w:rPr>
+          <w:rtl/>
+        </w:rPr>
+        <w:t xml:space="preserve"> </w:t>
+      </w:r>
+      <w:r>
+        <w:rPr>
+          <w:rtl/>
+        </w:rPr>
+        <w:t xml:space="preserve">می‌گردد؛ با</w:t>
+      </w:r>
+      <w:r>
+        <w:rPr>
+          <w:rtl/>
+        </w:rPr>
+        <w:t xml:space="preserve"> </w:t>
+      </w:r>
+      <w:r>
+        <w:rPr>
+          <w:rStyle w:val="VerbatimChar"/>
+          <w:rtl/>
+        </w:rPr>
+        <w:t xml:space="preserve">material_mode='FG_powerlaw'</w:t>
+      </w:r>
+      <w:r>
+        <w:rPr>
+          <w:rtl/>
+        </w:rPr>
+        <w:t xml:space="preserve"> </w:t>
+      </w:r>
+      <w:r>
+        <w:rPr>
+          <w:rtl/>
+        </w:rPr>
+        <w:t xml:space="preserve">و توان‌های صفر خواصِ لایه‌ها دقیقاً ثابت</w:t>
+      </w:r>
+      <w:r>
+        <w:rPr>
+          <w:rtl/>
+        </w:rPr>
+        <w:t xml:space="preserve"> </w:t>
+      </w:r>
+      <w:r>
+        <w:rPr>
+          <w:rtl/>
+        </w:rPr>
+        <w:t xml:space="preserve">می‌شوند؛ و با انتهاهای عایق و شرطِ مرزیِ یکنواخت در z میدانِ دوبعدی به مسئلهٔ</w:t>
+      </w:r>
+      <w:r>
+        <w:rPr>
+          <w:rtl/>
+        </w:rPr>
+        <w:t xml:space="preserve"> </w:t>
+      </w:r>
+      <w:r>
+        <w:rPr>
+          <w:rtl/>
+        </w:rPr>
+        <w:t xml:space="preserve">یک‌بعدیِ شعاعی فرو می‌کاهد (این فروکاست در حین اجرا سنجیده شد: ناوابستگی به z تا</w:t>
+      </w:r>
+      <w:r>
+        <w:rPr>
+          <w:rtl/>
+        </w:rPr>
+        <w:t xml:space="preserve"> </w:t>
+      </w:r>
+      <w:r>
+        <w:rPr>
+          <w:b/>
+          <w:bCs/>
+          <w:rtl/>
+        </w:rPr>
+        <w:t xml:space="preserve">۳٫۹e-11</w:t>
+      </w:r>
+      <w:r>
+        <w:rPr>
+          <w:rtl/>
+        </w:rPr>
+        <w:t xml:space="preserve"> </w:t>
+      </w:r>
+      <w:r>
+        <w:rPr>
+          <w:rtl/>
+        </w:rPr>
+        <w:t xml:space="preserve">برابرِ ΔT). آن مسئلهٔ یک‌بعدی در</w:t>
+      </w:r>
+      <w:r>
+        <w:rPr>
+          <w:rtl/>
+        </w:rPr>
+        <w:t xml:space="preserve"> </w:t>
+      </w:r>
+      <w:r>
+        <w:rPr>
+          <w:rStyle w:val="VerbatimChar"/>
+          <w:rtl/>
+        </w:rPr>
+        <w:t xml:space="preserve">ls_wave_exact_R2.m</w:t>
+      </w:r>
+      <w:r>
+        <w:rPr>
+          <w:rtl/>
+        </w:rPr>
+        <w:t xml:space="preserve"> </w:t>
+      </w:r>
+      <w:r>
+        <w:rPr>
+          <w:rtl/>
+        </w:rPr>
+        <w:t xml:space="preserve">به‌صورت بسته با</w:t>
+      </w:r>
+      <w:r>
+        <w:rPr>
+          <w:rtl/>
+        </w:rPr>
+        <w:t xml:space="preserve"> </w:t>
+      </w:r>
+      <w:r>
+        <w:rPr>
+          <w:rtl/>
+        </w:rPr>
+        <w:t xml:space="preserve">بسطِ ویژه‌تابعِ فوریه–بسل حل می‌شود؛ چون هر دامنهٔ مُد یک معادلهٔ نوسانگرِ میرا با</w:t>
+      </w:r>
+      <w:r>
+        <w:rPr>
+          <w:rtl/>
+        </w:rPr>
+        <w:t xml:space="preserve"> </w:t>
+      </w:r>
+      <w:r>
+        <w:rPr>
+          <w:rtl/>
+        </w:rPr>
+        <w:t xml:space="preserve">نیروی نمایی است که</w:t>
+      </w:r>
+      <w:r>
+        <w:rPr>
+          <w:rtl/>
+        </w:rPr>
+        <w:t xml:space="preserve"> </w:t>
+      </w:r>
+      <w:r>
+        <w:rPr>
+          <w:b/>
+          <w:bCs/>
+          <w:rtl/>
+        </w:rPr>
+        <w:t xml:space="preserve">تحلیلی</w:t>
+      </w:r>
+      <w:r>
+        <w:rPr>
+          <w:rtl/>
+        </w:rPr>
+        <w:t xml:space="preserve"> </w:t>
+      </w:r>
+      <w:r>
+        <w:rPr>
+          <w:rtl/>
+        </w:rPr>
+        <w:t xml:space="preserve">حل می‌شود، هیچ گسسته‌سازیِ زمانی و هیچ وارونگیِ عددیِ</w:t>
+      </w:r>
+      <w:r>
+        <w:rPr>
+          <w:rtl/>
+        </w:rPr>
+        <w:t xml:space="preserve"> </w:t>
+      </w:r>
+      <w:r>
+        <w:rPr>
+          <w:rtl/>
+        </w:rPr>
+        <w:t xml:space="preserve">لاپلاس در مرجع وجود ندارد.</w:t>
+      </w:r>
+      <w:r>
+        <w:rPr>
+          <w:rtl/>
+        </w:rPr>
+        <w:t xml:space="preserve"> </w:t>
+      </w:r>
+      <w:r>
+        <w:rPr>
+          <w:b/>
+          <w:bCs/>
+          <w:rtl/>
+        </w:rPr>
+        <w:t xml:space="preserve">خودِ مرجع پیش از استفاده مستقلاً صحت‌سنجی شد:</w:t>
+      </w:r>
+      <w:r>
+        <w:rPr>
+          <w:rtl/>
+        </w:rPr>
+        <w:t xml:space="preserve"> </w:t>
+      </w:r>
+      <w:r>
+        <w:rPr>
+          <w:rtl/>
+        </w:rPr>
+        <w:t xml:space="preserve">حدِ</w:t>
+      </w:r>
+      <w:r>
+        <w:rPr>
+          <w:rtl/>
+        </w:rPr>
+        <w:t xml:space="preserve"> </w:t>
+      </w:r>
+      <w:r>
+        <w:rPr>
+          <w:rtl/>
+        </w:rPr>
+        <w:t xml:space="preserve">حالتِ پایا تا</w:t>
+      </w:r>
+      <w:r>
+        <w:rPr>
+          <w:rtl/>
+        </w:rPr>
+        <w:t xml:space="preserve"> </w:t>
+      </w:r>
+      <w:r>
+        <w:rPr>
+          <w:b/>
+          <w:bCs/>
+          <w:rtl/>
+        </w:rPr>
+        <w:t xml:space="preserve">۱٫۹e-16</w:t>
+      </w:r>
+      <w:r>
+        <w:rPr>
+          <w:rtl/>
+        </w:rPr>
+        <w:t xml:space="preserve">، علیّتِ هذلولوی (میدان جلوترِ پیشانی) تا</w:t>
+      </w:r>
+      <w:r>
+        <w:rPr>
+          <w:rtl/>
+        </w:rPr>
+        <w:t xml:space="preserve"> </w:t>
+      </w:r>
+      <w:r>
+        <w:rPr>
+          <w:b/>
+          <w:bCs/>
+          <w:rtl/>
+        </w:rPr>
+        <w:t xml:space="preserve">۴e-6</w:t>
+      </w:r>
+      <w:r>
+        <w:rPr>
+          <w:rtl/>
+        </w:rPr>
+        <w:t xml:space="preserve">، نسبتِ</w:t>
+      </w:r>
+      <w:r>
+        <w:rPr>
+          <w:rtl/>
+        </w:rPr>
+        <w:t xml:space="preserve"> </w:t>
+      </w:r>
+      <w:r>
+        <w:rPr>
+          <w:rtl/>
+        </w:rPr>
+        <w:t xml:space="preserve">پرشِ پیشانی میانِ شعاع‌های مختلف منطبق بر قانونِ پرتوِ تحلیلی</w:t>
+      </w:r>
+      <w:r>
+        <w:rPr>
+          <w:rtl/>
+        </w:rPr>
+        <w:t xml:space="preserve"> </w:t>
+      </w:r>
+      <w:r>
+        <w:rPr>
+          <w:rStyle w:val="VerbatimChar"/>
+          <w:rtl/>
+        </w:rPr>
+        <w:t xml:space="preserve">Δ·sqrt(Ri/r)·exp(-(r-Ri)/(2Cτ0))</w:t>
+      </w:r>
+      <w:r>
+        <w:rPr>
+          <w:rtl/>
+        </w:rPr>
+        <w:t xml:space="preserve"> </w:t>
+      </w:r>
+      <w:r>
+        <w:rPr>
+          <w:rtl/>
+        </w:rPr>
+        <w:t xml:space="preserve">با خطای</w:t>
+      </w:r>
+      <w:r>
+        <w:rPr>
+          <w:rtl/>
+        </w:rPr>
+        <w:t xml:space="preserve"> </w:t>
+      </w:r>
+      <w:r>
+        <w:rPr>
+          <w:b/>
+          <w:bCs/>
+          <w:rtl/>
+        </w:rPr>
+        <w:t xml:space="preserve">۰٫۱۶٪</w:t>
+      </w:r>
+      <w:r>
+        <w:rPr>
+          <w:rtl/>
+        </w:rPr>
+        <w:t xml:space="preserve">، و حدِ فوریه (τ0→۰) منطبق بر</w:t>
+      </w:r>
+      <w:r>
+        <w:rPr>
+          <w:rtl/>
+        </w:rPr>
+        <w:t xml:space="preserve"> </w:t>
+      </w:r>
+      <w:r>
+        <w:rPr>
+          <w:rtl/>
+        </w:rPr>
+        <w:t xml:space="preserve">یک حلِ مستقلِ کرانک–نیکلسون.</w:t>
+      </w:r>
+      <w:r>
+        <w:rPr>
+          <w:rtl/>
+        </w:rPr>
+        <w:t xml:space="preserve"> </w:t>
+      </w:r>
+      <w:r>
+        <w:rPr>
+          <w:b/>
+          <w:bCs/>
+          <w:rtl/>
+        </w:rPr>
+        <w:t xml:space="preserve">نتیجهٔ مقایسه:</w:t>
+      </w:r>
+      <w:r>
+        <w:rPr>
+          <w:rtl/>
+        </w:rPr>
+        <w:t xml:space="preserve"> </w:t>
+      </w:r>
+      <w:r>
+        <w:rPr>
+          <w:rtl/>
+        </w:rPr>
+        <w:t xml:space="preserve">بیشینهٔ خطای نقطه‌ایِ حل‌گر</w:t>
+      </w:r>
+      <w:r>
+        <w:rPr>
+          <w:rtl/>
+        </w:rPr>
+        <w:t xml:space="preserve"> </w:t>
+      </w:r>
+      <w:r>
+        <w:rPr>
+          <w:b/>
+          <w:bCs/>
+          <w:rtl/>
+        </w:rPr>
+        <w:t xml:space="preserve">۰٫۳۲٪ از ΔT</w:t>
+      </w:r>
+      <w:r>
+        <w:rPr>
+          <w:rtl/>
+        </w:rPr>
+        <w:t xml:space="preserve"> </w:t>
+      </w:r>
+      <w:r>
+        <w:rPr>
+          <w:rtl/>
+        </w:rPr>
+        <w:t xml:space="preserve">و خطای L₂</w:t>
+      </w:r>
+      <w:r>
+        <w:rPr>
+          <w:rtl/>
+        </w:rPr>
+        <w:t xml:space="preserve"> </w:t>
+      </w:r>
+      <w:r>
+        <w:rPr>
+          <w:b/>
+          <w:bCs/>
+          <w:rtl/>
+        </w:rPr>
+        <w:t xml:space="preserve">۰٫۰۶۵٪</w:t>
+      </w:r>
+      <w:r>
+        <w:rPr>
+          <w:rtl/>
+        </w:rPr>
+        <w:t xml:space="preserve"> </w:t>
+      </w:r>
+      <w:r>
+        <w:rPr>
+          <w:rtl/>
+        </w:rPr>
+        <w:t xml:space="preserve">روی ریزترین شبکه، با کاهشِ یکنواخت زیرِ</w:t>
+      </w:r>
+      <w:r>
+        <w:rPr>
+          <w:rtl/>
+        </w:rPr>
+        <w:t xml:space="preserve"> </w:t>
+      </w:r>
+      <w:r>
+        <w:rPr>
+          <w:rtl/>
+        </w:rPr>
+        <w:t xml:space="preserve">ریزسازی (L∞ از ۱٫۳۴٪ به ۰٫۳۲٪ و L₂ از ۰٫۴۹٪ به ۰٫۰۶۵٪ برای ۴۹ تا ۱۴۷ نقطهٔ شعاعی)،</w:t>
+      </w:r>
+      <w:r>
+        <w:rPr>
+          <w:rtl/>
+        </w:rPr>
+        <w:t xml:space="preserve"> </w:t>
+      </w:r>
+      <w:r>
+        <w:rPr>
+          <w:rtl/>
+        </w:rPr>
+        <w:t xml:space="preserve">و ردیابیِ پیشانیِ موج با دقتِ کمتر از یک فاصلهٔ شبکه در همهٔ لحظات.</w:t>
+      </w:r>
+      <w:r>
+        <w:rPr>
+          <w:rtl/>
+        </w:rPr>
+        <w:t xml:space="preserve"> </w:t>
+      </w:r>
+      <w:r>
+        <w:rPr>
+          <w:rtl/>
+        </w:rPr>
+        <w:t xml:space="preserve">خروجی‌ها:</w:t>
+      </w:r>
+      <w:r>
+        <w:rPr>
+          <w:rtl/>
+        </w:rPr>
+        <w:t xml:space="preserve"> </w:t>
+      </w:r>
+      <w:r>
+        <w:rPr>
+          <w:rStyle w:val="VerbatimChar"/>
+          <w:rtl/>
+        </w:rPr>
+        <w:t xml:space="preserve">figures_validation/ls_wave_validation_R1.png</w:t>
+      </w:r>
+      <w:r>
+        <w:rPr>
+          <w:rtl/>
+        </w:rPr>
+        <w:t xml:space="preserve"> </w:t>
+      </w:r>
+      <w:r>
+        <w:rPr>
+          <w:rtl/>
+        </w:rPr>
+        <w:t xml:space="preserve">(همپوشانیِ کمّیِ حل‌گر و</w:t>
+      </w:r>
+      <w:r>
+        <w:rPr>
+          <w:rtl/>
+        </w:rPr>
+        <w:t xml:space="preserve"> </w:t>
+      </w:r>
+      <w:r>
+        <w:rPr>
+          <w:rtl/>
+        </w:rPr>
+        <w:t xml:space="preserve">حلِ دقیق + نمودارِ همگرایی) و دو جدولِ CSV در</w:t>
+      </w:r>
+      <w:r>
+        <w:rPr>
+          <w:rtl/>
+        </w:rPr>
+        <w:t xml:space="preserve"> </w:t>
+      </w:r>
+      <w:r>
+        <w:rPr>
+          <w:rStyle w:val="VerbatimChar"/>
+          <w:rtl/>
+        </w:rPr>
+        <w:t xml:space="preserve">thesis_chapter/</w:t>
+      </w:r>
+      <w:r>
+        <w:rPr>
+          <w:rtl/>
+        </w:rPr>
+        <w:t xml:space="preserve">.</w:t>
+      </w:r>
+      <w:r>
+        <w:rPr>
+          <w:rtl/>
+        </w:rPr>
+        <w:t xml:space="preserve"> </w:t>
+      </w:r>
+      <w:r>
+        <w:rPr>
+          <w:b/>
+          <w:bCs/>
+          <w:rtl/>
+        </w:rPr>
+        <w:t xml:space="preserve">این کاهشِ یکنواختِ خطا هم‌زمان شاهدِ کمّیِ خواسته‌شده در بندِ ۲-۱ را فراهم می‌کند</w:t>
+      </w:r>
+      <w:r>
+        <w:rPr>
+          <w:rtl/>
+        </w:rPr>
+        <w:t xml:space="preserve"> </w:t>
+      </w:r>
+      <w:r>
+        <w:rPr>
+          <w:rtl/>
+        </w:rPr>
+        <w:t xml:space="preserve">که نوسان‌های پشتِ پیشانی اثرِ گسسته‌سازی (گیبس) است، نه ناپایداریِ فیزیکی.</w:t>
       </w:r>
     </w:p>
     <w:bookmarkEnd w:id="20"/>
